--- a/student_manual.docx
+++ b/student_manual.docx
@@ -972,7 +972,7 @@
                 <w:sz w:val="22"/>
                 <w:szCs w:val="22"/>
               </w:rPr>
-              <w:t>Breaks the same investigation into 11–15 steps and pauses after each one until you advance it.</w:t>
+              <w:t>Breaks the same investigation into 11–17 steps and pauses after each one until you advance it.</w:t>
             </w:r>
           </w:p>
         </w:tc>
@@ -2323,7 +2323,7 @@
           <w:sz w:val="22"/>
           <w:szCs w:val="22"/>
         </w:rPr>
-        <w:t>Select a scenario and start the walkthrough. The system builds a plan of 11–15 steps and executes them one at a time, waiting for you to advance. With RAG grounding enabled you get 15 steps; with it disabled, the four retrieval steps disappear from the plan entirely — which is itself worth seeing once.</w:t>
+        <w:t>Select a scenario and start the walkthrough. The system builds a plan of 11–17 steps and executes them one at a time, waiting for you to advance. A scenario with log evidence and RAG enabled gives you 17; turn RAG off and the four retrieval steps disappear from the plan entirely — which is itself worth seeing once. Scenarios with no spreadsheet-style evidence skip the two measurement steps.</w:t>
       </w:r>
     </w:p>
     <w:p>
@@ -2372,6 +2372,25 @@
           <w:szCs w:val="24"/>
         </w:rPr>
         <w:t>The steps you should slow down on</w:t>
+      </w:r>
+    </w:p>
+    <w:p>
+      <w:pPr>
+        <w:pStyle w:val="ListParagraph"/>
+        <w:numPr>
+          <w:ilvl w:val="0"/>
+          <w:numId w:val="2"/>
+        </w:numPr>
+        <w:spacing w:before="40" w:after="40"/>
+      </w:pPr>
+      <w:r>
+        <w:rPr>
+          <w:rFonts w:ascii="Arial" w:cs="Arial" w:eastAsia="Arial" w:hAnsi="Arial"/>
+          <w:color w:val="1A1A1A"/>
+          <w:sz w:val="22"/>
+          <w:szCs w:val="22"/>
+        </w:rPr>
+        <w:t>Compute deterministic metrics — where the tool measures the logs instead of describing them, and shows you the exact code it ran.</w:t>
       </w:r>
     </w:p>
     <w:p>
@@ -2552,7 +2571,7 @@
           <w:sz w:val="26"/>
           <w:szCs w:val="26"/>
         </w:rPr>
-        <w:t>3.5 Asking Questions During a Run</w:t>
+        <w:t>3.5 Measured Evidence</w:t>
       </w:r>
     </w:p>
     <w:p>
@@ -2566,7 +2585,7 @@
           <w:sz w:val="22"/>
           <w:szCs w:val="22"/>
         </w:rPr>
-        <w:t>Both Crew Run and Guided Walkthrough include a chat panel. You can ask a question at any point and the answer draws on the scenario evidence, the indexed knowledge base, and whatever the agents have found so far.</w:t>
+        <w:t>Where a scenario includes spreadsheet-style log evidence, the tool computes real measurements over it before any agent reasons about it — how evenly spaced the events were, what share fell outside business hours, failure rates, how much the transfer sizes escalated, how many distinct sources appear, and whether one account showed up from two places in an implausibly short time.</w:t>
       </w:r>
     </w:p>
     <w:p>
@@ -2580,7 +2599,7 @@
           <w:sz w:val="22"/>
           <w:szCs w:val="22"/>
         </w:rPr>
-        <w:t>Answers separate two things explicitly: what the scenario evidence supports, and what is general background knowledge. If the evidence does not cover something you asked about this incident, the answer will say so rather than inventing a detail.</w:t>
+        <w:t>These numbers are handed to every agent along with the evidence, and they are shown to you with the exact code that produced them. Nothing about them is generated by a language model: the same file run through the same code gives the same answer every time.</w:t>
       </w:r>
     </w:p>
     <w:tbl>
@@ -2632,16 +2651,16 @@
                 <w:sz w:val="22"/>
                 <w:szCs w:val="22"/>
               </w:rPr>
-              <w:t xml:space="preserve">⚠️  Remember:  </w:t>
-            </w:r>
-            <w:r>
-              <w:rPr>
-                <w:rFonts w:ascii="Arial" w:cs="Arial" w:eastAsia="Arial" w:hAnsi="Arial"/>
-                <w:color w:val="1A1A1A"/>
-                <w:sz w:val="22"/>
-                <w:szCs w:val="22"/>
-              </w:rPr>
-              <w:t>The chat panel is another model output, not an authority. It is grounded in the evidence, but it can still be wrong — hold it to the same standard you hold the agents. Your questions are also logged for your instructor, which is a feature: it shows where the material needs more attention.</w:t>
+              <w:t xml:space="preserve">🔎  What to do with them:  </w:t>
+            </w:r>
+            <w:r>
+              <w:rPr>
+                <w:rFonts w:ascii="Arial" w:cs="Arial" w:eastAsia="Arial" w:hAnsi="Arial"/>
+                <w:color w:val="1A1A1A"/>
+                <w:sz w:val="22"/>
+                <w:szCs w:val="22"/>
+              </w:rPr>
+              <w:t>Check every quantitative claim an agent makes against the measured value. An agent that says traffic arrived at machine-like intervals when the measured coefficient of variation says otherwise has made a specific, citable error — and that is exactly the kind of finding your critique is graded on.</w:t>
             </w:r>
           </w:p>
         </w:tc>
@@ -2651,6 +2670,20 @@
       <w:pPr>
         <w:spacing w:before="0" w:after="60"/>
       </w:pPr>
+    </w:p>
+    <w:p>
+      <w:pPr>
+        <w:spacing w:before="60" w:after="60"/>
+      </w:pPr>
+      <w:r>
+        <w:rPr>
+          <w:rFonts w:ascii="Arial" w:cs="Arial" w:eastAsia="Arial" w:hAnsi="Arial"/>
+          <w:color w:val="1A1A1A"/>
+          <w:sz w:val="22"/>
+          <w:szCs w:val="22"/>
+        </w:rPr>
+        <w:t>Two cautions. A measurement over a handful of rows describes those rows and not much else; the tool says so when the sample is thin, and you should repeat the caveat rather than quoting the bare number. And a measurement is not a finding until you have interpreted it — perfectly regular timing might be an automated attacker, or it might be a billing system sampling on a fixed schedule.</w:t>
+      </w:r>
     </w:p>
     <w:p>
       <w:pPr>
@@ -2666,7 +2699,7 @@
           <w:sz w:val="26"/>
           <w:szCs w:val="26"/>
         </w:rPr>
-        <w:t>3.6 RAG Control</w:t>
+        <w:t>3.6 Asking Questions During a Run</w:t>
       </w:r>
     </w:p>
     <w:p>
@@ -2680,7 +2713,7 @@
           <w:sz w:val="22"/>
           <w:szCs w:val="22"/>
         </w:rPr>
-        <w:t>RAG stands for Retrieval-Augmented Generation. It is the mechanism that grounds the AI agents in factual course material rather than relying solely on what the model memorized during training.</w:t>
+        <w:t>Both Crew Run and Guided Walkthrough include a chat panel. You can ask a question at any point and the answer draws on the scenario evidence, the indexed knowledge base, and whatever the agents have found so far.</w:t>
       </w:r>
     </w:p>
     <w:p>
@@ -2694,38 +2727,7 @@
           <w:sz w:val="22"/>
           <w:szCs w:val="22"/>
         </w:rPr>
-        <w:t>When RAG is enabled, the agents receive relevant passages from the knowledge base before generating their analysis. This reduces hallucination and connects the agents' outputs to material you have studied.</w:t>
-      </w:r>
-    </w:p>
-    <w:p>
-      <w:pPr>
-        <w:pStyle w:val="Heading3"/>
-        <w:spacing w:before="200" w:after="80"/>
-      </w:pPr>
-      <w:r>
-        <w:rPr>
-          <w:rFonts w:ascii="Arial" w:cs="Arial" w:eastAsia="Arial" w:hAnsi="Arial"/>
-          <w:b/>
-          <w:bCs/>
-          <w:color w:val="1A1A1A"/>
-          <w:sz w:val="24"/>
-          <w:szCs w:val="24"/>
-        </w:rPr>
-        <w:t>Building the index</w:t>
-      </w:r>
-    </w:p>
-    <w:p>
-      <w:pPr>
-        <w:spacing w:before="60" w:after="60"/>
-      </w:pPr>
-      <w:r>
-        <w:rPr>
-          <w:rFonts w:ascii="Arial" w:cs="Arial" w:eastAsia="Arial" w:hAnsi="Arial"/>
-          <w:color w:val="1A1A1A"/>
-          <w:sz w:val="22"/>
-          <w:szCs w:val="22"/>
-        </w:rPr>
-        <w:t>The first time you use the lab, you must build or refresh the RAG index. On the RAG Control page, check Include built-in KB and labs, optionally upload additional files (text, markdown, PDF, Word, CSV, JSON, Python, or log files), then click Build / refresh index. You will see a count of documents and chunks indexed.</w:t>
+        <w:t>Answers separate two things explicitly: what the scenario evidence supports, and what is general background knowledge. If the evidence does not cover something you asked about this incident, the answer will say so rather than inventing a detail.</w:t>
       </w:r>
     </w:p>
     <w:tbl>
@@ -2777,16 +2779,16 @@
                 <w:sz w:val="22"/>
                 <w:szCs w:val="22"/>
               </w:rPr>
-              <w:t xml:space="preserve">ℹ️  Note:  </w:t>
-            </w:r>
-            <w:r>
-              <w:rPr>
-                <w:rFonts w:ascii="Arial" w:cs="Arial" w:eastAsia="Arial" w:hAnsi="Arial"/>
-                <w:color w:val="1A1A1A"/>
-                <w:sz w:val="22"/>
-                <w:szCs w:val="22"/>
-              </w:rPr>
-              <w:t>The index is stored locally and persists between sessions. You only need to rebuild it if you add new files, or if you were given a project folder whose index was built on someone else's machine.</w:t>
+              <w:t xml:space="preserve">⚠️  Remember:  </w:t>
+            </w:r>
+            <w:r>
+              <w:rPr>
+                <w:rFonts w:ascii="Arial" w:cs="Arial" w:eastAsia="Arial" w:hAnsi="Arial"/>
+                <w:color w:val="1A1A1A"/>
+                <w:sz w:val="22"/>
+                <w:szCs w:val="22"/>
+              </w:rPr>
+              <w:t>The chat panel is another model output, not an authority. It is grounded in the evidence, but it can still be wrong — hold it to the same standard you hold the agents. Your questions are also logged for your instructor, which is a feature: it shows where the material needs more attention.</w:t>
             </w:r>
           </w:p>
         </w:tc>
@@ -2796,82 +2798,6 @@
       <w:pPr>
         <w:spacing w:before="0" w:after="60"/>
       </w:pPr>
-    </w:p>
-    <w:p>
-      <w:pPr>
-        <w:pStyle w:val="Heading3"/>
-        <w:spacing w:before="200" w:after="80"/>
-      </w:pPr>
-      <w:r>
-        <w:rPr>
-          <w:rFonts w:ascii="Arial" w:cs="Arial" w:eastAsia="Arial" w:hAnsi="Arial"/>
-          <w:b/>
-          <w:bCs/>
-          <w:color w:val="1A1A1A"/>
-          <w:sz w:val="24"/>
-          <w:szCs w:val="24"/>
-        </w:rPr>
-        <w:t>Testing retrieval</w:t>
-      </w:r>
-    </w:p>
-    <w:p>
-      <w:pPr>
-        <w:spacing w:before="60" w:after="60"/>
-      </w:pPr>
-      <w:r>
-        <w:rPr>
-          <w:rFonts w:ascii="Arial" w:cs="Arial" w:eastAsia="Arial" w:hAnsi="Arial"/>
-          <w:color w:val="1A1A1A"/>
-          <w:sz w:val="22"/>
-          <w:szCs w:val="22"/>
-        </w:rPr>
-        <w:t>Use the retrieval test at the bottom of the page to verify the index is working. Type a query — for example, “prompt injection defense in AI systems” — and click Retrieve evidence to see which knowledge-base passages would be provided to the agents.</w:t>
-      </w:r>
-    </w:p>
-    <w:p>
-      <w:pPr>
-        <w:pStyle w:val="Heading3"/>
-        <w:spacing w:before="200" w:after="80"/>
-      </w:pPr>
-      <w:r>
-        <w:rPr>
-          <w:rFonts w:ascii="Arial" w:cs="Arial" w:eastAsia="Arial" w:hAnsi="Arial"/>
-          <w:b/>
-          <w:bCs/>
-          <w:color w:val="1A1A1A"/>
-          <w:sz w:val="24"/>
-          <w:szCs w:val="24"/>
-        </w:rPr>
-        <w:t>Injection flagging</w:t>
-      </w:r>
-    </w:p>
-    <w:p>
-      <w:pPr>
-        <w:spacing w:before="60" w:after="60"/>
-      </w:pPr>
-      <w:r>
-        <w:rPr>
-          <w:rFonts w:ascii="Arial" w:cs="Arial" w:eastAsia="Arial" w:hAnsi="Arial"/>
-          <w:color w:val="1A1A1A"/>
-          <w:sz w:val="22"/>
-          <w:szCs w:val="22"/>
-        </w:rPr>
-        <w:t>Uploaded and indexed content is scanned for language that resembles a prompt-injection attempt — phrases like “ignore previous instructions.” Flagged chunks are marked in the retrieval results and labelled as untrusted in the context handed to the agents.</w:t>
-      </w:r>
-    </w:p>
-    <w:p>
-      <w:pPr>
-        <w:spacing w:before="60" w:after="60"/>
-      </w:pPr>
-      <w:r>
-        <w:rPr>
-          <w:rFonts w:ascii="Arial" w:cs="Arial" w:eastAsia="Arial" w:hAnsi="Arial"/>
-          <w:color w:val="1A1A1A"/>
-          <w:sz w:val="22"/>
-          <w:szCs w:val="22"/>
-        </w:rPr>
-        <w:t>Try this deliberately: upload a short document containing an instruction aimed at the AI, index it, and watch where the flag appears. This is a teaching signal rather than a security control, and seeing its limits is part of the lesson.</w:t>
-      </w:r>
     </w:p>
     <w:p>
       <w:pPr>
@@ -2887,7 +2813,228 @@
           <w:sz w:val="26"/>
           <w:szCs w:val="26"/>
         </w:rPr>
-        <w:t>3.7 Instructor Dashboard</w:t>
+        <w:t>3.7 RAG Control</w:t>
+      </w:r>
+    </w:p>
+    <w:p>
+      <w:pPr>
+        <w:spacing w:before="60" w:after="60"/>
+      </w:pPr>
+      <w:r>
+        <w:rPr>
+          <w:rFonts w:ascii="Arial" w:cs="Arial" w:eastAsia="Arial" w:hAnsi="Arial"/>
+          <w:color w:val="1A1A1A"/>
+          <w:sz w:val="22"/>
+          <w:szCs w:val="22"/>
+        </w:rPr>
+        <w:t>RAG stands for Retrieval-Augmented Generation. It is the mechanism that grounds the AI agents in factual course material rather than relying solely on what the model memorized during training.</w:t>
+      </w:r>
+    </w:p>
+    <w:p>
+      <w:pPr>
+        <w:spacing w:before="60" w:after="60"/>
+      </w:pPr>
+      <w:r>
+        <w:rPr>
+          <w:rFonts w:ascii="Arial" w:cs="Arial" w:eastAsia="Arial" w:hAnsi="Arial"/>
+          <w:color w:val="1A1A1A"/>
+          <w:sz w:val="22"/>
+          <w:szCs w:val="22"/>
+        </w:rPr>
+        <w:t>When RAG is enabled, the agents receive relevant passages from the knowledge base before generating their analysis. This reduces hallucination and connects the agents' outputs to material you have studied.</w:t>
+      </w:r>
+    </w:p>
+    <w:p>
+      <w:pPr>
+        <w:pStyle w:val="Heading3"/>
+        <w:spacing w:before="200" w:after="80"/>
+      </w:pPr>
+      <w:r>
+        <w:rPr>
+          <w:rFonts w:ascii="Arial" w:cs="Arial" w:eastAsia="Arial" w:hAnsi="Arial"/>
+          <w:b/>
+          <w:bCs/>
+          <w:color w:val="1A1A1A"/>
+          <w:sz w:val="24"/>
+          <w:szCs w:val="24"/>
+        </w:rPr>
+        <w:t>Building the index</w:t>
+      </w:r>
+    </w:p>
+    <w:p>
+      <w:pPr>
+        <w:spacing w:before="60" w:after="60"/>
+      </w:pPr>
+      <w:r>
+        <w:rPr>
+          <w:rFonts w:ascii="Arial" w:cs="Arial" w:eastAsia="Arial" w:hAnsi="Arial"/>
+          <w:color w:val="1A1A1A"/>
+          <w:sz w:val="22"/>
+          <w:szCs w:val="22"/>
+        </w:rPr>
+        <w:t>The first time you use the lab, you must build or refresh the RAG index. On the RAG Control page, check Include built-in KB and labs, optionally upload additional files (text, markdown, PDF, Word, CSV, JSON, Python, or log files), then click Build / refresh index. You will see a count of documents and chunks indexed.</w:t>
+      </w:r>
+    </w:p>
+    <w:tbl>
+      <w:tblPr>
+        <w:tblW w:type="auto" w:w="0"/>
+        <w:tblLook w:firstColumn="1" w:firstRow="1" w:lastColumn="0" w:lastRow="0" w:noHBand="0" w:noVBand="1" w:val="04A0"/>
+        <w:tblW w:type="dxa" w:w="9360"/>
+        <w:tblBorders>
+          <w:top w:val="single" w:color="auto" w:sz="4"/>
+          <w:left w:val="single" w:color="auto" w:sz="4"/>
+          <w:bottom w:val="single" w:color="auto" w:sz="4"/>
+          <w:right w:val="single" w:color="auto" w:sz="4"/>
+          <w:insideH w:val="single" w:color="auto" w:sz="4"/>
+          <w:insideV w:val="single" w:color="auto" w:sz="4"/>
+        </w:tblBorders>
+      </w:tblPr>
+      <w:tblGrid>
+        <w:gridCol w:w="9360"/>
+      </w:tblGrid>
+      <w:tr>
+        <w:tc>
+          <w:tcPr>
+            <w:tcW w:type="dxa" w:w="9360"/>
+            <w:shd w:fill="FFF2CC" w:val="clear"/>
+            <w:tcBorders>
+              <w:top w:val="single" w:color="CCCCCC" w:sz="1"/>
+              <w:left w:val="single" w:color="CCCCCC" w:sz="1"/>
+              <w:bottom w:val="single" w:color="CCCCCC" w:sz="1"/>
+              <w:right w:val="single" w:color="CCCCCC" w:sz="1"/>
+            </w:tcBorders>
+            <w:tcMar>
+              <w:top w:type="dxa" w:w="120"/>
+              <w:left w:type="dxa" w:w="160"/>
+              <w:bottom w:type="dxa" w:w="120"/>
+              <w:right w:type="dxa" w:w="160"/>
+            </w:tcMar>
+          </w:tcPr>
+          <w:p>
+            <w:pPr>
+              <w:spacing w:before="40" w:after="40"/>
+            </w:pPr>
+            <w:r/>
+            <w:r>
+              <w:rPr>
+                <w:rFonts w:ascii="Arial" w:cs="Arial" w:eastAsia="Arial" w:hAnsi="Arial"/>
+                <w:b/>
+                <w:bCs/>
+                <w:color w:val="1F4E79"/>
+                <w:sz w:val="22"/>
+                <w:szCs w:val="22"/>
+              </w:rPr>
+              <w:t xml:space="preserve">ℹ️  Note:  </w:t>
+            </w:r>
+            <w:r>
+              <w:rPr>
+                <w:rFonts w:ascii="Arial" w:cs="Arial" w:eastAsia="Arial" w:hAnsi="Arial"/>
+                <w:color w:val="1A1A1A"/>
+                <w:sz w:val="22"/>
+                <w:szCs w:val="22"/>
+              </w:rPr>
+              <w:t>The index is stored locally and persists between sessions. You only need to rebuild it if you add new files, or if you were given a project folder whose index was built on someone else's machine.</w:t>
+            </w:r>
+          </w:p>
+        </w:tc>
+      </w:tr>
+    </w:tbl>
+    <w:p>
+      <w:pPr>
+        <w:spacing w:before="0" w:after="60"/>
+      </w:pPr>
+    </w:p>
+    <w:p>
+      <w:pPr>
+        <w:pStyle w:val="Heading3"/>
+        <w:spacing w:before="200" w:after="80"/>
+      </w:pPr>
+      <w:r>
+        <w:rPr>
+          <w:rFonts w:ascii="Arial" w:cs="Arial" w:eastAsia="Arial" w:hAnsi="Arial"/>
+          <w:b/>
+          <w:bCs/>
+          <w:color w:val="1A1A1A"/>
+          <w:sz w:val="24"/>
+          <w:szCs w:val="24"/>
+        </w:rPr>
+        <w:t>Testing retrieval</w:t>
+      </w:r>
+    </w:p>
+    <w:p>
+      <w:pPr>
+        <w:spacing w:before="60" w:after="60"/>
+      </w:pPr>
+      <w:r>
+        <w:rPr>
+          <w:rFonts w:ascii="Arial" w:cs="Arial" w:eastAsia="Arial" w:hAnsi="Arial"/>
+          <w:color w:val="1A1A1A"/>
+          <w:sz w:val="22"/>
+          <w:szCs w:val="22"/>
+        </w:rPr>
+        <w:t>Use the retrieval test at the bottom of the page to verify the index is working. Type a query — for example, “prompt injection defense in AI systems” — and click Retrieve evidence to see which knowledge-base passages would be provided to the agents.</w:t>
+      </w:r>
+    </w:p>
+    <w:p>
+      <w:pPr>
+        <w:pStyle w:val="Heading3"/>
+        <w:spacing w:before="200" w:after="80"/>
+      </w:pPr>
+      <w:r>
+        <w:rPr>
+          <w:rFonts w:ascii="Arial" w:cs="Arial" w:eastAsia="Arial" w:hAnsi="Arial"/>
+          <w:b/>
+          <w:bCs/>
+          <w:color w:val="1A1A1A"/>
+          <w:sz w:val="24"/>
+          <w:szCs w:val="24"/>
+        </w:rPr>
+        <w:t>Injection flagging</w:t>
+      </w:r>
+    </w:p>
+    <w:p>
+      <w:pPr>
+        <w:spacing w:before="60" w:after="60"/>
+      </w:pPr>
+      <w:r>
+        <w:rPr>
+          <w:rFonts w:ascii="Arial" w:cs="Arial" w:eastAsia="Arial" w:hAnsi="Arial"/>
+          <w:color w:val="1A1A1A"/>
+          <w:sz w:val="22"/>
+          <w:szCs w:val="22"/>
+        </w:rPr>
+        <w:t>Uploaded and indexed content is scanned for language that resembles a prompt-injection attempt — phrases like “ignore previous instructions.” Flagged chunks are marked in the retrieval results and labelled as untrusted in the context handed to the agents.</w:t>
+      </w:r>
+    </w:p>
+    <w:p>
+      <w:pPr>
+        <w:spacing w:before="60" w:after="60"/>
+      </w:pPr>
+      <w:r>
+        <w:rPr>
+          <w:rFonts w:ascii="Arial" w:cs="Arial" w:eastAsia="Arial" w:hAnsi="Arial"/>
+          <w:color w:val="1A1A1A"/>
+          <w:sz w:val="22"/>
+          <w:szCs w:val="22"/>
+        </w:rPr>
+        <w:t>Try this deliberately: upload a short document containing an instruction aimed at the AI, index it, and watch where the flag appears. This is a teaching signal rather than a security control, and seeing its limits is part of the lesson.</w:t>
+      </w:r>
+    </w:p>
+    <w:p>
+      <w:pPr>
+        <w:pStyle w:val="Heading2"/>
+        <w:spacing w:before="240" w:after="120"/>
+      </w:pPr>
+      <w:r>
+        <w:rPr>
+          <w:rFonts w:ascii="Arial" w:cs="Arial" w:eastAsia="Arial" w:hAnsi="Arial"/>
+          <w:b/>
+          <w:bCs/>
+          <w:color w:val="2E75B6"/>
+          <w:sz w:val="26"/>
+          <w:szCs w:val="26"/>
+        </w:rPr>
+        <w:t>3.8 Instructor Dashboard</w:t>
       </w:r>
     </w:p>
     <w:p>
